--- a/templates/template_2.docx
+++ b/templates/template_2.docx
@@ -92,7 +92,7 @@
           <w:szCs w:val="28"/>
           <w:u w:val="single"/>
         </w:rPr>
-        <w:t>data</w:t>
+        <w:t>loan_cust_data</w:t>
       </w:r>
       <w:r>
         <w:rPr>
@@ -157,7 +157,7 @@
           <w:szCs w:val="28"/>
           <w:u w:val="single"/>
         </w:rPr>
-        <w:t>data</w:t>
+        <w:t>loan_cust_data</w:t>
       </w:r>
       <w:r>
         <w:rPr>
@@ -222,7 +222,7 @@
           <w:szCs w:val="28"/>
           <w:u w:val="single"/>
         </w:rPr>
-        <w:t>data</w:t>
+        <w:t>loan_cust_data</w:t>
       </w:r>
       <w:r>
         <w:rPr>
@@ -372,7 +372,7 @@
           <w:sz w:val="28"/>
           <w:szCs w:val="28"/>
         </w:rPr>
-        <w:t>data</w:t>
+        <w:t>loan_cust_data</w:t>
       </w:r>
       <w:r>
         <w:rPr>
@@ -555,7 +555,7 @@
           <w:szCs w:val="32"/>
           <w:u w:val="single"/>
         </w:rPr>
-        <w:t>data</w:t>
+        <w:t>loan_cust_data</w:t>
       </w:r>
       <w:r>
         <w:rPr>
@@ -631,7 +631,7 @@
           <w:szCs w:val="32"/>
           <w:u w:val="single"/>
         </w:rPr>
-        <w:t>data</w:t>
+        <w:t>loan_cust_data</w:t>
       </w:r>
       <w:r>
         <w:rPr>
@@ -707,7 +707,7 @@
           <w:szCs w:val="32"/>
           <w:u w:val="single"/>
         </w:rPr>
-        <w:t>data</w:t>
+        <w:t>loan_cust_data</w:t>
       </w:r>
       <w:r>
         <w:rPr>
@@ -885,7 +885,7 @@
           <w:sz w:val="32"/>
           <w:szCs w:val="32"/>
         </w:rPr>
-        <w:t>data</w:t>
+        <w:t>loan_cust_data</w:t>
       </w:r>
       <w:r>
         <w:rPr>
@@ -1156,7 +1156,7 @@
           <w:szCs w:val="28"/>
           <w:u w:val="single"/>
         </w:rPr>
-        <w:t>data</w:t>
+        <w:t>loan_cust_data</w:t>
       </w:r>
       <w:r>
         <w:rPr>
@@ -1230,7 +1230,7 @@
           <w:szCs w:val="28"/>
           <w:u w:val="single"/>
         </w:rPr>
-        <w:t>data</w:t>
+        <w:t>loan_cust_data</w:t>
       </w:r>
       <w:r>
         <w:rPr>
@@ -1778,7 +1778,7 @@
                 <w:kern w:val="0"/>
                 <w:szCs w:val="21"/>
               </w:rPr>
-              <w:t>data</w:t>
+              <w:t>loan_cust_data</w:t>
             </w:r>
             <w:r>
               <w:rPr>
@@ -1872,7 +1872,7 @@
                 <w:kern w:val="0"/>
                 <w:szCs w:val="21"/>
               </w:rPr>
-              <w:t>data</w:t>
+              <w:t>loan_cust_data</w:t>
             </w:r>
             <w:r>
               <w:rPr>
@@ -2052,7 +2052,7 @@
                 <w:kern w:val="0"/>
                 <w:szCs w:val="21"/>
               </w:rPr>
-              <w:t>data</w:t>
+              <w:t>loan_cust_data</w:t>
             </w:r>
             <w:r>
               <w:rPr>
@@ -2145,7 +2145,7 @@
                 <w:sz w:val="18"/>
                 <w:szCs w:val="18"/>
               </w:rPr>
-              <w:t>data</w:t>
+              <w:t>loan_cust_data</w:t>
             </w:r>
             <w:r>
               <w:rPr>
@@ -2770,7 +2770,7 @@
                 <w:kern w:val="0"/>
                 <w:szCs w:val="21"/>
               </w:rPr>
-              <w:t>data</w:t>
+              <w:t>loan_cust_data</w:t>
             </w:r>
             <w:r>
               <w:rPr>
@@ -3152,7 +3152,7 @@
                 <w:kern w:val="0"/>
                 <w:szCs w:val="21"/>
               </w:rPr>
-              <w:t>data</w:t>
+              <w:t>loan_cust_data</w:t>
             </w:r>
             <w:r>
               <w:rPr>
@@ -3267,7 +3267,7 @@
                 <w:kern w:val="0"/>
                 <w:szCs w:val="21"/>
               </w:rPr>
-              <w:t>data</w:t>
+              <w:t>loan_cust_data</w:t>
             </w:r>
             <w:r>
               <w:rPr>
@@ -3441,7 +3441,7 @@
                 <w:kern w:val="0"/>
                 <w:szCs w:val="21"/>
               </w:rPr>
-              <w:t>data</w:t>
+              <w:t>loan_cust_data</w:t>
             </w:r>
             <w:r>
               <w:rPr>
@@ -4128,7 +4128,7 @@
           <w:sz w:val="28"/>
           <w:szCs w:val="28"/>
         </w:rPr>
-        <w:t>data</w:t>
+        <w:t>loan_cust_data</w:t>
       </w:r>
       <w:r>
         <w:rPr>
@@ -4193,7 +4193,7 @@
           <w:sz w:val="28"/>
           <w:szCs w:val="28"/>
         </w:rPr>
-        <w:t>data</w:t>
+        <w:t>loan_cust_data</w:t>
       </w:r>
       <w:r>
         <w:rPr>
@@ -4278,7 +4278,7 @@
           <w:szCs w:val="28"/>
           <w:u w:val="single"/>
         </w:rPr>
-        <w:t>data</w:t>
+        <w:t>loan_cust_data</w:t>
       </w:r>
       <w:r>
         <w:rPr>
@@ -4334,7 +4334,7 @@
           <w:szCs w:val="28"/>
           <w:u w:val="single"/>
         </w:rPr>
-        <w:t>data</w:t>
+        <w:t>loan_cust_data</w:t>
       </w:r>
       <w:r>
         <w:rPr>
@@ -4441,7 +4441,7 @@
           <w:szCs w:val="28"/>
           <w:u w:val="single"/>
         </w:rPr>
-        <w:t>data</w:t>
+        <w:t>loan_cust_data</w:t>
       </w:r>
       <w:r>
         <w:rPr>
@@ -4606,6 +4606,7 @@
     </w:p>
     <w:p>
       <w:r>
+        <w:lastRenderedPageBreak/>
         <w:br w:type="page"/>
       </w:r>
     </w:p>
@@ -4750,7 +4751,7 @@
           <w:szCs w:val="28"/>
           <w:u w:val="single"/>
         </w:rPr>
-        <w:t>data</w:t>
+        <w:t>loan_cust_data</w:t>
       </w:r>
       <w:r>
         <w:rPr>
@@ -5396,7 +5397,7 @@
           <w:szCs w:val="24"/>
           <w:u w:val="single"/>
         </w:rPr>
-        <w:t>data</w:t>
+        <w:t>loan_cust_data</w:t>
       </w:r>
       <w:r>
         <w:rPr>
@@ -5452,7 +5453,7 @@
           <w:szCs w:val="24"/>
           <w:u w:val="single"/>
         </w:rPr>
-        <w:t>data</w:t>
+        <w:t>loan_cust_data</w:t>
       </w:r>
       <w:r>
         <w:rPr>
@@ -5639,7 +5640,7 @@
           <w:szCs w:val="28"/>
           <w:u w:val="single"/>
         </w:rPr>
-        <w:t>data</w:t>
+        <w:t>loan_cust_data</w:t>
       </w:r>
       <w:r>
         <w:rPr>
@@ -5903,7 +5904,7 @@
           <w:szCs w:val="22"/>
           <w:u w:val="single"/>
         </w:rPr>
-        <w:t>data</w:t>
+        <w:t>loan_cust_data</w:t>
       </w:r>
       <w:r>
         <w:rPr>
@@ -5997,7 +5998,7 @@
           <w:szCs w:val="22"/>
           <w:u w:val="single"/>
         </w:rPr>
-        <w:t>data</w:t>
+        <w:t>loan_cust_data</w:t>
       </w:r>
       <w:r>
         <w:rPr>
@@ -7000,7 +7001,7 @@
                 <w:sz w:val="30"/>
                 <w:szCs w:val="30"/>
               </w:rPr>
-              <w:t>data</w:t>
+              <w:t>loan_cust_data</w:t>
             </w:r>
             <w:r>
               <w:rPr>
@@ -7079,7 +7080,7 @@
                 <w:sz w:val="30"/>
                 <w:szCs w:val="30"/>
               </w:rPr>
-              <w:t>data</w:t>
+              <w:t>loan_cust_data</w:t>
             </w:r>
             <w:r>
               <w:rPr>
@@ -7374,7 +7375,7 @@
                 <w:sz w:val="30"/>
                 <w:szCs w:val="30"/>
               </w:rPr>
-              <w:t>data</w:t>
+              <w:t>loan_cust_data</w:t>
             </w:r>
             <w:r>
               <w:rPr>
@@ -7489,6 +7490,7 @@
           <w:sz w:val="28"/>
           <w:szCs w:val="28"/>
         </w:rPr>
+        <w:lastRenderedPageBreak/>
         <w:t>2.企业公章印鉴式样请预留与我行签订融资或担保合同的印鉴式样。</w:t>
       </w:r>
     </w:p>
@@ -7742,7 +7744,7 @@
           <w:szCs w:val="22"/>
           <w:u w:val="single"/>
         </w:rPr>
-        <w:t>data</w:t>
+        <w:t>loan_cust_data</w:t>
       </w:r>
       <w:r>
         <w:rPr>
@@ -8986,7 +8988,7 @@
           <w:szCs w:val="22"/>
           <w:u w:val="single"/>
         </w:rPr>
-        <w:t>data</w:t>
+        <w:t>loan_cust_data</w:t>
       </w:r>
       <w:r>
         <w:rPr>
@@ -19344,7 +19346,7 @@
           <w:szCs w:val="21"/>
           <w:u w:val="single"/>
         </w:rPr>
-        <w:t>data</w:t>
+        <w:t>loan_cust_data</w:t>
       </w:r>
       <w:r>
         <w:rPr>
@@ -22083,7 +22085,7 @@
           <w:color w:val="FF0000"/>
           <w:szCs w:val="21"/>
         </w:rPr>
-        <w:t>data</w:t>
+        <w:t>loan_cust_data</w:t>
       </w:r>
       <w:r>
         <w:rPr>
@@ -22337,7 +22339,7 @@
           <w:sz w:val="28"/>
           <w:u w:val="single"/>
         </w:rPr>
-        <w:t>data</w:t>
+        <w:t>loan_cust_data</w:t>
       </w:r>
       <w:r>
         <w:rPr>
@@ -22592,7 +22594,7 @@
           <w:kern w:val="0"/>
           <w:sz w:val="28"/>
         </w:rPr>
-        <w:t>data</w:t>
+        <w:t>loan_cust_data</w:t>
       </w:r>
       <w:r>
         <w:rPr>
@@ -22895,7 +22897,7 @@
           <w:sz w:val="28"/>
           <w:u w:val="single"/>
         </w:rPr>
-        <w:t>data</w:t>
+        <w:t>loan_cust_data</w:t>
       </w:r>
       <w:r>
         <w:rPr>
@@ -23144,7 +23146,7 @@
           <w:kern w:val="0"/>
           <w:sz w:val="28"/>
         </w:rPr>
-        <w:t>data</w:t>
+        <w:t>loan_cust_data</w:t>
       </w:r>
       <w:r>
         <w:rPr>
@@ -23306,7 +23308,7 @@
           <w:kern w:val="0"/>
           <w:sz w:val="28"/>
         </w:rPr>
-        <w:t>data</w:t>
+        <w:t>loan_cust_data</w:t>
       </w:r>
       <w:r>
         <w:rPr>
@@ -24014,7 +24016,7 @@
           <w:szCs w:val="28"/>
           <w:u w:val="single"/>
         </w:rPr>
-        <w:t>data</w:t>
+        <w:t>loan_cust_data</w:t>
       </w:r>
       <w:r>
         <w:rPr>
@@ -24234,7 +24236,7 @@
                 <w:color w:val="FF0000"/>
                 <w:sz w:val="24"/>
               </w:rPr>
-              <w:t>data</w:t>
+              <w:t>loan_cust_data</w:t>
             </w:r>
             <w:r>
               <w:rPr>
@@ -24319,7 +24321,7 @@
                 <w:color w:val="FF0000"/>
                 <w:sz w:val="24"/>
               </w:rPr>
-              <w:t>data</w:t>
+              <w:t>loan_cust_data</w:t>
             </w:r>
             <w:r>
               <w:rPr>
@@ -24951,7 +24953,7 @@
                 <w:sz w:val="24"/>
                 <w:u w:val="single"/>
               </w:rPr>
-              <w:t>data</w:t>
+              <w:t>loan_cust_data</w:t>
             </w:r>
             <w:r>
               <w:rPr>
@@ -25018,7 +25020,7 @@
                 <w:sz w:val="24"/>
                 <w:u w:val="single"/>
               </w:rPr>
-              <w:t>data</w:t>
+              <w:t>loan_cust_data</w:t>
             </w:r>
             <w:r>
               <w:rPr>
@@ -25613,7 +25615,7 @@
                 <w:color w:val="FF0000"/>
                 <w:szCs w:val="21"/>
               </w:rPr>
-              <w:t>data</w:t>
+              <w:t>loan_cust_data</w:t>
             </w:r>
             <w:r>
               <w:rPr>
@@ -25839,7 +25841,7 @@
                 <w:kern w:val="24"/>
                 <w:szCs w:val="21"/>
               </w:rPr>
-              <w:t>data</w:t>
+              <w:t>loan_cust_data</w:t>
             </w:r>
             <w:r>
               <w:rPr>
@@ -26008,7 +26010,7 @@
                 <w:kern w:val="24"/>
                 <w:szCs w:val="21"/>
               </w:rPr>
-              <w:t>data</w:t>
+              <w:t>loan_cust_data</w:t>
             </w:r>
             <w:r>
               <w:rPr>
@@ -26105,7 +26107,7 @@
                 <w:color w:val="FF0000"/>
                 <w:szCs w:val="21"/>
               </w:rPr>
-              <w:t>data</w:t>
+              <w:t>loan_cust_data</w:t>
             </w:r>
             <w:r>
               <w:rPr>
@@ -28573,6 +28575,7 @@
           <w:rFonts w:hint="eastAsia"/>
           <w:szCs w:val="21"/>
         </w:rPr>
+        <w:lastRenderedPageBreak/>
         <w:t>业主</w:t>
       </w:r>
       <w:r>
@@ -28874,7 +28877,7 @@
                 <w:szCs w:val="24"/>
                 <w:lang w:val="zh-CN"/>
               </w:rPr>
-              <w:t>data</w:t>
+              <w:t>loan_cust_data</w:t>
             </w:r>
             <w:r>
               <w:rPr>
@@ -28968,7 +28971,7 @@
                 <w:szCs w:val="24"/>
                 <w:lang w:val="zh-CN"/>
               </w:rPr>
-              <w:t>data</w:t>
+              <w:t>loan_cust_data</w:t>
             </w:r>
             <w:r>
               <w:rPr>
@@ -29085,7 +29088,7 @@
                 <w:szCs w:val="24"/>
                 <w:lang w:val="zh-CN"/>
               </w:rPr>
-              <w:t>data</w:t>
+              <w:t>loan_cust_data</w:t>
             </w:r>
             <w:r>
               <w:rPr>
@@ -29157,7 +29160,7 @@
                 <w:szCs w:val="24"/>
                 <w:lang w:val="zh-CN"/>
               </w:rPr>
-              <w:t>data</w:t>
+              <w:t>loan_cust_data</w:t>
             </w:r>
             <w:r>
               <w:rPr>
@@ -29866,7 +29869,7 @@
                 <w:u w:val="single"/>
                 <w:lang w:val="zh-CN"/>
               </w:rPr>
-              <w:t>data</w:t>
+              <w:t>loan_cust_data</w:t>
             </w:r>
             <w:r>
               <w:rPr>
@@ -29923,7 +29926,7 @@
                 <w:u w:val="single"/>
                 <w:lang w:val="zh-CN"/>
               </w:rPr>
-              <w:t>data</w:t>
+              <w:t>loan_cust_data</w:t>
             </w:r>
             <w:r>
               <w:rPr>
@@ -30075,6 +30078,7 @@
                 <w:szCs w:val="24"/>
                 <w:lang w:val="zh-CN"/>
               </w:rPr>
+              <w:lastRenderedPageBreak/>
               <w:t>年    月    日</w:t>
             </w:r>
           </w:p>
@@ -30353,7 +30357,6 @@
           <w:szCs w:val="24"/>
           <w:lang w:val="zh-CN"/>
         </w:rPr>
-        <w:lastRenderedPageBreak/>
         <w:t>注：本核保书作为保证合同附件留存，适用于自然人作为保证人的情形，小微企业客户另有规定的从其规定。</w:t>
       </w:r>
     </w:p>
